--- a/line-edit-packets/Chapter_13_Psychological_Disorders_Therapy_Line_Edit.docx
+++ b/line-edit-packets/Chapter_13_Psychological_Disorders_Therapy_Line_Edit.docx
@@ -4026,7 +4026,90 @@
           <w:i w:val="0"/>
           <w:sz w:val="22"/>
         </w:rPr>
-        <w:t>Representative disorders differ in pattern and course. Anxiety disorders involve persistent fear, worry, panic, or rituals; mood disorders require more than ordinary sadness or energy variation; schizophrenia includes positive, negative, cognitive, and functional disturbances; substance-use disorders concern a problematic pattern rather than substance exposure alone. Personality and neurodevelopmental diagnoses require pervasive or developmental evidence, not one trait or one brain finding.</w:t>
+        <w:t>Representative disorders differ in pattern and course.</w:t>
+      </w:r>
+    </w:p>
+    <w:p>
+      <w:pPr>
+        <w:pStyle w:val="ListBullet"/>
+        <w:numPr>
+          <w:ilvl w:val="0"/>
+          <w:numId w:val="24"/>
+        </w:numPr>
+      </w:pPr>
+      <w:r>
+        <w:rPr>
+          <w:rFonts w:ascii="Calibri" w:hAnsi="Calibri"/>
+          <w:b w:val="0"/>
+          <w:i w:val="0"/>
+          <w:sz w:val="22"/>
+        </w:rPr>
+        <w:t>Anxiety disorders involve persistent fear, worry, panic, or rituals</w:t>
+      </w:r>
+    </w:p>
+    <w:p>
+      <w:pPr>
+        <w:pStyle w:val="ListBullet"/>
+        <w:numPr>
+          <w:ilvl w:val="0"/>
+          <w:numId w:val="24"/>
+        </w:numPr>
+      </w:pPr>
+      <w:r>
+        <w:rPr>
+          <w:rFonts w:ascii="Calibri" w:hAnsi="Calibri"/>
+          <w:b w:val="0"/>
+          <w:i w:val="0"/>
+          <w:sz w:val="22"/>
+        </w:rPr>
+        <w:t>mood disorders require more than ordinary sadness or energy variation</w:t>
+      </w:r>
+    </w:p>
+    <w:p>
+      <w:pPr>
+        <w:pStyle w:val="ListBullet"/>
+        <w:numPr>
+          <w:ilvl w:val="0"/>
+          <w:numId w:val="24"/>
+        </w:numPr>
+      </w:pPr>
+      <w:r>
+        <w:rPr>
+          <w:rFonts w:ascii="Calibri" w:hAnsi="Calibri"/>
+          <w:b w:val="0"/>
+          <w:i w:val="0"/>
+          <w:sz w:val="22"/>
+        </w:rPr>
+        <w:t>schizophrenia includes positive, negative, cognitive, and functional disturbances</w:t>
+      </w:r>
+    </w:p>
+    <w:p>
+      <w:pPr>
+        <w:pStyle w:val="ListBullet"/>
+        <w:numPr>
+          <w:ilvl w:val="0"/>
+          <w:numId w:val="24"/>
+        </w:numPr>
+      </w:pPr>
+      <w:r>
+        <w:rPr>
+          <w:rFonts w:ascii="Calibri" w:hAnsi="Calibri"/>
+          <w:b w:val="0"/>
+          <w:i w:val="0"/>
+          <w:sz w:val="22"/>
+        </w:rPr>
+        <w:t>substance-use disorders concern a problematic pattern rather than substance exposure alone</w:t>
+      </w:r>
+    </w:p>
+    <w:p>
+      <w:r>
+        <w:rPr>
+          <w:rFonts w:ascii="Calibri" w:hAnsi="Calibri"/>
+          <w:b w:val="0"/>
+          <w:i w:val="0"/>
+          <w:sz w:val="22"/>
+        </w:rPr>
+        <w:t>Personality and neurodevelopmental diagnoses require pervasive or developmental evidence, not one trait or one brain finding.</w:t>
       </w:r>
     </w:p>
     <w:p>
@@ -8700,6 +8783,138 @@
   </w:abstractNum>
   <w:num w:numId="23">
     <w:abstractNumId w:val="22"/>
+  </w:num>
+  <w:abstractNum w:abstractNumId="23">
+    <w:multiLevelType w:val="multilevel"/>
+    <w:lvl w:ilvl="0">
+      <w:start w:val="1"/>
+      <w:numFmt w:val="bullet"/>
+      <w:lvlText w:val="•"/>
+      <w:suff w:val="tab"/>
+      <w:lvlJc w:val="left"/>
+      <w:pPr>
+        <w:tabs>
+          <w:tab w:val="num" w:pos="540"/>
+        </w:tabs>
+        <w:ind w:left="540" w:hanging="270"/>
+        <w:spacing w:after="80" w:line="300" w:lineRule="auto"/>
+      </w:pPr>
+    </w:lvl>
+    <w:lvl w:ilvl="1">
+      <w:start w:val="1"/>
+      <w:numFmt w:val="bullet"/>
+      <w:lvlText w:val="•"/>
+      <w:suff w:val="tab"/>
+      <w:lvlJc w:val="left"/>
+      <w:pPr>
+        <w:tabs>
+          <w:tab w:val="num" w:pos="900"/>
+        </w:tabs>
+        <w:ind w:left="900" w:hanging="270"/>
+        <w:spacing w:after="80" w:line="300" w:lineRule="auto"/>
+      </w:pPr>
+    </w:lvl>
+    <w:lvl w:ilvl="2">
+      <w:start w:val="1"/>
+      <w:numFmt w:val="bullet"/>
+      <w:lvlText w:val="•"/>
+      <w:suff w:val="tab"/>
+      <w:lvlJc w:val="left"/>
+      <w:pPr>
+        <w:tabs>
+          <w:tab w:val="num" w:pos="1260"/>
+        </w:tabs>
+        <w:ind w:left="1260" w:hanging="270"/>
+        <w:spacing w:after="80" w:line="300" w:lineRule="auto"/>
+      </w:pPr>
+    </w:lvl>
+    <w:lvl w:ilvl="3">
+      <w:start w:val="1"/>
+      <w:numFmt w:val="bullet"/>
+      <w:lvlText w:val="•"/>
+      <w:suff w:val="tab"/>
+      <w:lvlJc w:val="left"/>
+      <w:pPr>
+        <w:tabs>
+          <w:tab w:val="num" w:pos="1620"/>
+        </w:tabs>
+        <w:ind w:left="1620" w:hanging="270"/>
+        <w:spacing w:after="80" w:line="300" w:lineRule="auto"/>
+      </w:pPr>
+    </w:lvl>
+    <w:lvl w:ilvl="4">
+      <w:start w:val="1"/>
+      <w:numFmt w:val="bullet"/>
+      <w:lvlText w:val="•"/>
+      <w:suff w:val="tab"/>
+      <w:lvlJc w:val="left"/>
+      <w:pPr>
+        <w:tabs>
+          <w:tab w:val="num" w:pos="1980"/>
+        </w:tabs>
+        <w:ind w:left="1980" w:hanging="270"/>
+        <w:spacing w:after="80" w:line="300" w:lineRule="auto"/>
+      </w:pPr>
+    </w:lvl>
+    <w:lvl w:ilvl="5">
+      <w:start w:val="1"/>
+      <w:numFmt w:val="bullet"/>
+      <w:lvlText w:val="•"/>
+      <w:suff w:val="tab"/>
+      <w:lvlJc w:val="left"/>
+      <w:pPr>
+        <w:tabs>
+          <w:tab w:val="num" w:pos="2340"/>
+        </w:tabs>
+        <w:ind w:left="2340" w:hanging="270"/>
+        <w:spacing w:after="80" w:line="300" w:lineRule="auto"/>
+      </w:pPr>
+    </w:lvl>
+    <w:lvl w:ilvl="6">
+      <w:start w:val="1"/>
+      <w:numFmt w:val="bullet"/>
+      <w:lvlText w:val="•"/>
+      <w:suff w:val="tab"/>
+      <w:lvlJc w:val="left"/>
+      <w:pPr>
+        <w:tabs>
+          <w:tab w:val="num" w:pos="2700"/>
+        </w:tabs>
+        <w:ind w:left="2700" w:hanging="270"/>
+        <w:spacing w:after="80" w:line="300" w:lineRule="auto"/>
+      </w:pPr>
+    </w:lvl>
+    <w:lvl w:ilvl="7">
+      <w:start w:val="1"/>
+      <w:numFmt w:val="bullet"/>
+      <w:lvlText w:val="•"/>
+      <w:suff w:val="tab"/>
+      <w:lvlJc w:val="left"/>
+      <w:pPr>
+        <w:tabs>
+          <w:tab w:val="num" w:pos="3060"/>
+        </w:tabs>
+        <w:ind w:left="3060" w:hanging="270"/>
+        <w:spacing w:after="80" w:line="300" w:lineRule="auto"/>
+      </w:pPr>
+    </w:lvl>
+    <w:lvl w:ilvl="8">
+      <w:start w:val="1"/>
+      <w:numFmt w:val="bullet"/>
+      <w:lvlText w:val="•"/>
+      <w:suff w:val="tab"/>
+      <w:lvlJc w:val="left"/>
+      <w:pPr>
+        <w:tabs>
+          <w:tab w:val="num" w:pos="3420"/>
+        </w:tabs>
+        <w:ind w:left="3420" w:hanging="270"/>
+        <w:spacing w:after="80" w:line="300" w:lineRule="auto"/>
+      </w:pPr>
+    </w:lvl>
+  </w:abstractNum>
+  <w:num w:numId="24">
+    <w:abstractNumId w:val="23"/>
   </w:num>
 </w:numbering>
 </file>
